--- a/工作紙_按週分冊/第10週_電商快遞包裝工程與空間幾何_課堂探究單.docx
+++ b/工作紙_按週分冊/第10週_電商快遞包裝工程與空間幾何_課堂探究單.docx
@@ -69,7 +69,7 @@
                 <w:sz w:val="16"/>
                 <w:rFonts w:ascii="微軟正黑體" w:hAnsi="微軟正黑體" w:eastAsia="微軟正黑體"/>
               </w:rPr>
-              <w:t>【PISA素養】空間與形狀 (Space &amp; Shape) | 6上 課次10: 立體圖形與展開圖</w:t>
+              <w:t>【思維範疇】空間與形狀 (Space &amp; Shape) | 6上 課次10: 立體圖形與展開圖</w:t>
             </w:r>
           </w:p>
         </w:tc>
@@ -177,7 +177,7 @@
                 <w:sz w:val="20"/>
                 <w:rFonts w:ascii="微軟正黑體" w:hAnsi="微軟正黑體" w:eastAsia="微軟正黑體"/>
               </w:rPr>
-              <w:t>一、 PISA 2029 素養情境導引與文本審查</w:t>
+              <w:t>一、 生活真實情境導引與資訊審查</w:t>
             </w:r>
           </w:p>
           <w:p>
@@ -262,7 +262,7 @@
                 <w:sz w:val="20"/>
                 <w:rFonts w:ascii="微軟正黑體" w:hAnsi="微軟正黑體" w:eastAsia="微軟正黑體"/>
               </w:rPr>
-              <w:t>二、 課堂動態實驗操作：正方體 11 種展開圖摺疊模擬台</w:t>
+              <w:t>二、 課堂動態實驗操作與數據記錄：正方體 11 種展開圖摺疊模擬台</w:t>
             </w:r>
           </w:p>
           <w:p>
@@ -1473,7 +1473,7 @@
           <w:sz w:val="20"/>
           <w:rFonts w:ascii="微軟正黑體" w:hAnsi="微軟正黑體" w:eastAsia="微軟正黑體"/>
         </w:rPr>
-        <w:t>三、 CER 學術論證實踐（主張 - 證據 - 推理 - 反駁）</w:t>
+        <w:t>三、 數學小法庭：思維論證四步走（亮主張 · 擺證據 · 說道理 · 破迷思）</w:t>
       </w:r>
     </w:p>
     <w:tbl>
@@ -1498,7 +1498,7 @@
       <w:tr>
         <w:tc>
           <w:tcPr>
-            <w:tcW w:type="dxa" w:w="1928"/>
+            <w:tcW w:type="dxa" w:w="2041"/>
             <w:shd w:fill="F7FAFC"/>
             <w:tcMar>
               <w:top w:w="40" w:type="dxa"/>
@@ -1521,15 +1521,15 @@
                 <w:sz w:val="16"/>
                 <w:rFonts w:ascii="微軟正黑體" w:hAnsi="微軟正黑體" w:eastAsia="微軟正黑體"/>
               </w:rPr>
-              <w:t>🟢 主張 (Claim)</w:t>
+              <w:t>🟢 我的主張 (Claim)</w:t>
               <w:br/>
-              <w:t>明確立場結論</w:t>
+              <w:t>明確結論與立場</w:t>
             </w:r>
           </w:p>
         </w:tc>
         <w:tc>
           <w:tcPr>
-            <w:tcW w:type="dxa" w:w="8164"/>
+            <w:tcW w:type="dxa" w:w="8050"/>
             <w:shd w:fill="FFFFFF"/>
             <w:tcMar>
               <w:top w:w="40" w:type="dxa"/>
@@ -1551,7 +1551,7 @@
                 <w:sz w:val="16"/>
                 <w:rFonts w:ascii="微軟正黑體" w:hAnsi="微軟正黑體" w:eastAsia="微軟正黑體"/>
               </w:rPr>
-              <w:t>我的明確結論是：</w:t>
+              <w:t>【亮出我的觀點】我的明確結論是：</w:t>
             </w:r>
           </w:p>
           <w:p>
@@ -1591,7 +1591,7 @@
       <w:tr>
         <w:tc>
           <w:tcPr>
-            <w:tcW w:type="dxa" w:w="1928"/>
+            <w:tcW w:type="dxa" w:w="2041"/>
             <w:shd w:fill="F7FAFC"/>
             <w:tcMar>
               <w:top w:w="40" w:type="dxa"/>
@@ -1614,15 +1614,15 @@
                 <w:sz w:val="16"/>
                 <w:rFonts w:ascii="微軟正黑體" w:hAnsi="微軟正黑體" w:eastAsia="微軟正黑體"/>
               </w:rPr>
-              <w:t>🟡 證據 (Evidence)</w:t>
+              <w:t>🟡 事實證據 (Evidence)</w:t>
               <w:br/>
-              <w:t>數據/算理事實</w:t>
+              <w:t>數據與算理事實</w:t>
             </w:r>
           </w:p>
         </w:tc>
         <w:tc>
           <w:tcPr>
-            <w:tcW w:type="dxa" w:w="8164"/>
+            <w:tcW w:type="dxa" w:w="8050"/>
             <w:shd w:fill="FFFFFF"/>
             <w:tcMar>
               <w:top w:w="40" w:type="dxa"/>
@@ -1644,7 +1644,7 @@
                 <w:sz w:val="16"/>
                 <w:rFonts w:ascii="微軟正黑體" w:hAnsi="微軟正黑體" w:eastAsia="微軟正黑體"/>
               </w:rPr>
-              <w:t>支持我的計算數據與事實是：</w:t>
+              <w:t>【拿出關鍵證據】支持我的數據與計算事實是：</w:t>
             </w:r>
           </w:p>
           <w:p>
@@ -1684,7 +1684,7 @@
       <w:tr>
         <w:tc>
           <w:tcPr>
-            <w:tcW w:type="dxa" w:w="1928"/>
+            <w:tcW w:type="dxa" w:w="2041"/>
             <w:shd w:fill="F7FAFC"/>
             <w:tcMar>
               <w:top w:w="40" w:type="dxa"/>
@@ -1707,15 +1707,15 @@
                 <w:sz w:val="16"/>
                 <w:rFonts w:ascii="微軟正黑體" w:hAnsi="微軟正黑體" w:eastAsia="微軟正黑體"/>
               </w:rPr>
-              <w:t>🔵 推理 (Reasoning)</w:t>
+              <w:t>🔵 數學道理 (Reasoning)</w:t>
               <w:br/>
-              <w:t>底層數理本質</w:t>
+              <w:t>底層數學模型原理</w:t>
             </w:r>
           </w:p>
         </w:tc>
         <w:tc>
           <w:tcPr>
-            <w:tcW w:type="dxa" w:w="8164"/>
+            <w:tcW w:type="dxa" w:w="8050"/>
             <w:shd w:fill="FFFFFF"/>
             <w:tcMar>
               <w:top w:w="40" w:type="dxa"/>
@@ -1737,7 +1737,7 @@
                 <w:sz w:val="16"/>
                 <w:rFonts w:ascii="微軟正黑體" w:hAnsi="微軟正黑體" w:eastAsia="微軟正黑體"/>
               </w:rPr>
-              <w:t>連結證據到主張的數學原理是：</w:t>
+              <w:t>【講清背後道理】把證據連結到觀點的數學原理是：</w:t>
             </w:r>
           </w:p>
           <w:p>
@@ -1777,7 +1777,7 @@
       <w:tr>
         <w:tc>
           <w:tcPr>
-            <w:tcW w:type="dxa" w:w="1928"/>
+            <w:tcW w:type="dxa" w:w="2041"/>
             <w:shd w:fill="F7FAFC"/>
             <w:tcMar>
               <w:top w:w="40" w:type="dxa"/>
@@ -1800,15 +1800,15 @@
                 <w:sz w:val="16"/>
                 <w:rFonts w:ascii="微軟正黑體" w:hAnsi="微軟正黑體" w:eastAsia="微軟正黑體"/>
               </w:rPr>
-              <w:t>🔴 反駁 (Rebuttal)</w:t>
+              <w:t>🔴 擊破迷思 (Rebuttal)</w:t>
               <w:br/>
-              <w:t>直擊直覺迷思</w:t>
+              <w:t>反駁常見直覺盲點</w:t>
             </w:r>
           </w:p>
         </w:tc>
         <w:tc>
           <w:tcPr>
-            <w:tcW w:type="dxa" w:w="8164"/>
+            <w:tcW w:type="dxa" w:w="8050"/>
             <w:shd w:fill="FFFFFF"/>
             <w:tcMar>
               <w:top w:w="40" w:type="dxa"/>
@@ -1830,7 +1830,7 @@
                 <w:sz w:val="16"/>
                 <w:rFonts w:ascii="微軟正黑體" w:hAnsi="微軟正黑體" w:eastAsia="微軟正黑體"/>
               </w:rPr>
-              <w:t>反駁直覺常見誤解：</w:t>
+              <w:t>【反駁直覺盲區】有力駁斥常見的『想當然』錯誤：</w:t>
             </w:r>
           </w:p>
           <w:p>
@@ -1881,7 +1881,7 @@
           <w:sz w:val="19"/>
           <w:rFonts w:ascii="微軟正黑體" w:hAnsi="微軟正黑體" w:eastAsia="微軟正黑體"/>
         </w:rPr>
-        <w:t>四、 PISA 2029 基礎精準練（掌握本質與單位率）</w:t>
+        <w:t>四、 核心思維基礎精準練（掌握本質與單位率）</w:t>
       </w:r>
     </w:p>
     <w:p>
@@ -1965,7 +1965,7 @@
           <w:sz w:val="19"/>
           <w:rFonts w:ascii="微軟正黑體" w:hAnsi="微軟正黑體" w:eastAsia="微軟正黑體"/>
         </w:rPr>
-        <w:t>五、 PISA 2029 拓展突破題（計算思維 / 媒體審查 MAIL / 演算法設計）</w:t>
+        <w:t>五、 前瞻高階思維拓展題（計算思維 / 資訊審查 / 演算法設計）</w:t>
       </w:r>
     </w:p>
     <w:p>
@@ -1981,7 +1981,7 @@
           <w:sz w:val="17"/>
           <w:rFonts w:ascii="微軟正黑體" w:hAnsi="微軟正黑體" w:eastAsia="微軟正黑體"/>
         </w:rPr>
-        <w:t>【PISA 拓展與綠色包裝工程】快遞用紙箱展開圖在大張瓦楞紙板上進行模切排版時，如何利用 2-3-1 型或 2-2-2 型的互補幾何形狀進行無縫拼接，以最大限度減少邊角料廢棄率？請畫出草圖並簡述其原理。</w:t>
+        <w:t>【高階思維拓展：綠色包裝工程】快遞用紙箱展開圖在大張瓦楞紙板上進行模切排版時，如何利用 2-3-1 型或 2-2-2 型的互補幾何形狀進行無縫拼接，以最大限度減少邊角料廢棄率？請畫出草圖並簡述其原理。</w:t>
       </w:r>
     </w:p>
     <w:p>
@@ -2081,7 +2081,7 @@
                 <w:sz w:val="15"/>
                 <w:rFonts w:ascii="微軟正黑體" w:hAnsi="微軟正黑體" w:eastAsia="微軟正黑體"/>
               </w:rPr>
-              <w:t>② CER 學術論證與反駁深度</w:t>
+              <w:t>② 思維小法庭論證深度</w:t>
               <w:br/>
               <w:t>★ ★ ★ (邏輯嚴密/有論據/待加強)</w:t>
             </w:r>
@@ -2112,7 +2112,7 @@
                 <w:sz w:val="15"/>
                 <w:rFonts w:ascii="微軟正黑體" w:hAnsi="微軟正黑體" w:eastAsia="微軟正黑體"/>
               </w:rPr>
-              <w:t>③ PISA 情境題與拓展創新</w:t>
+              <w:t>③ 真實生活情境拓展創新</w:t>
               <w:br/>
               <w:t>★ ★ ★ (突破完成/掌握基礎/需輔導)</w:t>
             </w:r>
